--- a/content-pipeline/06-word-documents/01-vietnamese-word/007_den-hindu-mariamman-sai-gon.docx
+++ b/content-pipeline/06-word-documents/01-vietnamese-word/007_den-hindu-mariamman-sai-gon.docx
@@ -173,275 +173,6 @@
         </w:rPr>
         <w:t xml:space="preserve"> tọa lạc tại số 45 Trương Định, cách Cửa Tây Chợ Bến Thành đúng 200 mét. Ngôi đền không chỉ là trung tâm tín ngưỡng linh thiêng của cộng đồng người Ấn Độ tại TP.HCM mà còn là minh chứng sống động cho tinh thần bao dung, hòa hợp tôn giáo tuyệt vời của vùng đất phương Nam.</w:t>
       </w:r>
-    </w:p>
-    <w:p>
-      <w:pPr>
-        <w:spacing w:before="120" w:after="120"/>
-        <w:jc w:val="center"/>
-      </w:pPr>
-      <w:r>
-        <w:rPr>
-          <w:color w:val="CBD5E1"/>
-        </w:rPr>
-        <w:t>―――――――――――――――――――――――――――――――――――――――――――――</w:t>
-      </w:r>
-    </w:p>
-    <w:p>
-      <w:pPr>
-        <w:keepNext/>
-        <w:spacing w:before="320" w:after="120" w:line="276" w:lineRule="auto"/>
-      </w:pPr>
-      <w:r>
-        <w:rPr>
-          <w:rFonts w:ascii="Calibri" w:hAnsi="Calibri"/>
-          <w:b/>
-          <w:color w:val="1B365D"/>
-          <w:sz w:val="32"/>
-        </w:rPr>
-        <w:t>Quick Overview Stats Bar (Thông Số Thực Địa 2026)</w:t>
-      </w:r>
-    </w:p>
-    <w:tbl>
-      <w:tblPr>
-        <w:tblW w:type="auto" w:w="0"/>
-        <w:jc w:val="center"/>
-        <w:tblLook w:firstColumn="1" w:firstRow="1" w:lastColumn="0" w:lastRow="0" w:noHBand="0" w:noVBand="1" w:val="04A0"/>
-        <w:tblBorders>
-          <w:top w:val="single" w:sz="4" w:space="0" w:color="CBD5E1"/>
-          <w:bottom w:val="single" w:sz="6" w:space="0" w:color="1B365D"/>
-          <w:left w:val="none"/>
-          <w:right w:val="none"/>
-          <w:insideH w:val="single" w:sz="4" w:space="0" w:color="CBD5E1"/>
-          <w:insideV w:val="none"/>
-        </w:tblBorders>
-      </w:tblPr>
-      <w:tblGrid>
-        <w:gridCol w:w="2484"/>
-        <w:gridCol w:w="2484"/>
-        <w:gridCol w:w="2484"/>
-        <w:gridCol w:w="2484"/>
-      </w:tblGrid>
-      <w:tr>
-        <w:tc>
-          <w:tcPr>
-            <w:tcW w:type="dxa" w:w="2484"/>
-            <w:vAlign w:val="center"/>
-            <w:shd w:fill="1B365D"/>
-            <w:tcMar>
-              <w:top w:w="140" w:type="dxa"/>
-              <w:bottom w:w="140" w:type="dxa"/>
-              <w:left w:w="150" w:type="dxa"/>
-              <w:right w:w="150" w:type="dxa"/>
-            </w:tcMar>
-          </w:tcPr>
-          <w:p>
-            <w:pPr>
-              <w:spacing w:before="0" w:after="0" w:line="276" w:lineRule="auto"/>
-            </w:pPr>
-            <w:r>
-              <w:rPr>
-                <w:rFonts w:ascii="Calibri" w:hAnsi="Calibri"/>
-                <w:b/>
-                <w:color w:val="FFFFFF"/>
-                <w:sz w:val="19"/>
-              </w:rPr>
-              <w:t>📍 Địa chỉ tọa độ</w:t>
-            </w:r>
-          </w:p>
-        </w:tc>
-        <w:tc>
-          <w:tcPr>
-            <w:tcW w:type="dxa" w:w="2484"/>
-            <w:vAlign w:val="center"/>
-            <w:shd w:fill="1B365D"/>
-            <w:tcMar>
-              <w:top w:w="140" w:type="dxa"/>
-              <w:bottom w:w="140" w:type="dxa"/>
-              <w:left w:w="150" w:type="dxa"/>
-              <w:right w:w="150" w:type="dxa"/>
-            </w:tcMar>
-          </w:tcPr>
-          <w:p>
-            <w:pPr>
-              <w:spacing w:before="0" w:after="0" w:line="276" w:lineRule="auto"/>
-            </w:pPr>
-            <w:r>
-              <w:rPr>
-                <w:rFonts w:ascii="Calibri" w:hAnsi="Calibri"/>
-                <w:b/>
-                <w:color w:val="FFFFFF"/>
-                <w:sz w:val="19"/>
-              </w:rPr>
-              <w:t>🕉️ Tín ngưỡng &amp; Thần chủ</w:t>
-            </w:r>
-          </w:p>
-        </w:tc>
-        <w:tc>
-          <w:tcPr>
-            <w:tcW w:type="dxa" w:w="2484"/>
-            <w:vAlign w:val="center"/>
-            <w:shd w:fill="1B365D"/>
-            <w:tcMar>
-              <w:top w:w="140" w:type="dxa"/>
-              <w:bottom w:w="140" w:type="dxa"/>
-              <w:left w:w="150" w:type="dxa"/>
-              <w:right w:w="150" w:type="dxa"/>
-            </w:tcMar>
-          </w:tcPr>
-          <w:p>
-            <w:pPr>
-              <w:spacing w:before="0" w:after="0" w:line="276" w:lineRule="auto"/>
-            </w:pPr>
-            <w:r>
-              <w:rPr>
-                <w:rFonts w:ascii="Calibri" w:hAnsi="Calibri"/>
-                <w:b/>
-                <w:color w:val="FFFFFF"/>
-                <w:sz w:val="19"/>
-              </w:rPr>
-              <w:t>⏳ Thời điểm khởi dựng</w:t>
-            </w:r>
-          </w:p>
-        </w:tc>
-        <w:tc>
-          <w:tcPr>
-            <w:tcW w:type="dxa" w:w="2484"/>
-            <w:vAlign w:val="center"/>
-            <w:shd w:fill="1B365D"/>
-            <w:tcMar>
-              <w:top w:w="140" w:type="dxa"/>
-              <w:bottom w:w="140" w:type="dxa"/>
-              <w:left w:w="150" w:type="dxa"/>
-              <w:right w:w="150" w:type="dxa"/>
-            </w:tcMar>
-          </w:tcPr>
-          <w:p>
-            <w:pPr>
-              <w:spacing w:before="0" w:after="0" w:line="276" w:lineRule="auto"/>
-            </w:pPr>
-            <w:r>
-              <w:rPr>
-                <w:rFonts w:ascii="Calibri" w:hAnsi="Calibri"/>
-                <w:b/>
-                <w:color w:val="FFFFFF"/>
-                <w:sz w:val="19"/>
-              </w:rPr>
-              <w:t>🎟️ Giá vé tham quan 2026</w:t>
-            </w:r>
-          </w:p>
-        </w:tc>
-      </w:tr>
-      <w:tr>
-        <w:tc>
-          <w:tcPr>
-            <w:tcW w:type="dxa" w:w="2484"/>
-            <w:vAlign w:val="center"/>
-            <w:shd w:fill="F8FAFC"/>
-            <w:tcMar>
-              <w:top w:w="100" w:type="dxa"/>
-              <w:bottom w:w="100" w:type="dxa"/>
-              <w:left w:w="150" w:type="dxa"/>
-              <w:right w:w="150" w:type="dxa"/>
-            </w:tcMar>
-          </w:tcPr>
-          <w:p>
-            <w:pPr>
-              <w:spacing w:before="0" w:after="0" w:line="276" w:lineRule="auto"/>
-            </w:pPr>
-            <w:r>
-              <w:rPr>
-                <w:rFonts w:ascii="Calibri" w:hAnsi="Calibri"/>
-                <w:color w:val="1E293B"/>
-                <w:sz w:val="19"/>
-              </w:rPr>
-              <w:t>45 Trương Định, Phường Bến Thành, Quận 1</w:t>
-            </w:r>
-          </w:p>
-        </w:tc>
-        <w:tc>
-          <w:tcPr>
-            <w:tcW w:type="dxa" w:w="2484"/>
-            <w:vAlign w:val="center"/>
-            <w:shd w:fill="F8FAFC"/>
-            <w:tcMar>
-              <w:top w:w="100" w:type="dxa"/>
-              <w:bottom w:w="100" w:type="dxa"/>
-              <w:left w:w="150" w:type="dxa"/>
-              <w:right w:w="150" w:type="dxa"/>
-            </w:tcMar>
-          </w:tcPr>
-          <w:p>
-            <w:pPr>
-              <w:spacing w:before="0" w:after="0" w:line="276" w:lineRule="auto"/>
-            </w:pPr>
-            <w:r>
-              <w:rPr>
-                <w:rFonts w:ascii="Calibri" w:hAnsi="Calibri"/>
-                <w:color w:val="1E293B"/>
-                <w:sz w:val="19"/>
-              </w:rPr>
-              <w:t>Hindu giáo Nam Ấn (Thờ Nữ thần Mariamman)</w:t>
-            </w:r>
-          </w:p>
-        </w:tc>
-        <w:tc>
-          <w:tcPr>
-            <w:tcW w:type="dxa" w:w="2484"/>
-            <w:vAlign w:val="center"/>
-            <w:shd w:fill="F8FAFC"/>
-            <w:tcMar>
-              <w:top w:w="100" w:type="dxa"/>
-              <w:bottom w:w="100" w:type="dxa"/>
-              <w:left w:w="150" w:type="dxa"/>
-              <w:right w:w="150" w:type="dxa"/>
-            </w:tcMar>
-          </w:tcPr>
-          <w:p>
-            <w:pPr>
-              <w:spacing w:before="0" w:after="0" w:line="276" w:lineRule="auto"/>
-            </w:pPr>
-            <w:r>
-              <w:rPr>
-                <w:rFonts w:ascii="Calibri" w:hAnsi="Calibri"/>
-                <w:color w:val="1E293B"/>
-                <w:sz w:val="19"/>
-              </w:rPr>
-              <w:t>Đầu thế kỷ 20 (Cộng đồng Tamil Chettiar)</w:t>
-            </w:r>
-          </w:p>
-        </w:tc>
-        <w:tc>
-          <w:tcPr>
-            <w:tcW w:type="dxa" w:w="2484"/>
-            <w:vAlign w:val="center"/>
-            <w:shd w:fill="F8FAFC"/>
-            <w:tcMar>
-              <w:top w:w="100" w:type="dxa"/>
-              <w:bottom w:w="100" w:type="dxa"/>
-              <w:left w:w="150" w:type="dxa"/>
-              <w:right w:w="150" w:type="dxa"/>
-            </w:tcMar>
-          </w:tcPr>
-          <w:p>
-            <w:pPr>
-              <w:spacing w:before="0" w:after="0" w:line="276" w:lineRule="auto"/>
-            </w:pPr>
-            <w:r>
-              <w:rPr>
-                <w:rFonts w:ascii="Calibri" w:hAnsi="Calibri"/>
-                <w:color w:val="1E293B"/>
-                <w:sz w:val="19"/>
-              </w:rPr>
-              <w:t>Miễn phí vào cửa (Dâng lễ tùy tâm)</w:t>
-            </w:r>
-          </w:p>
-        </w:tc>
-      </w:tr>
-    </w:tbl>
-    <w:p>
-      <w:pPr>
-        <w:spacing w:before="0" w:after="80"/>
-      </w:pPr>
     </w:p>
     <w:p>
       <w:pPr>

--- a/content-pipeline/06-word-documents/01-vietnamese-word/007_den-hindu-mariamman-sai-gon.docx
+++ b/content-pipeline/06-word-documents/01-vietnamese-word/007_den-hindu-mariamman-sai-gon.docx
@@ -340,7 +340,7 @@
           <w:color w:val="1B365D"/>
           <w:sz w:val="32"/>
         </w:rPr>
-        <w:t>1. Dấu Chân Cộng Đồng Tamil Chettiar Tại Sài Gòn Xưa</w:t>
+        <w:t>Dấu Chân Cộng Đồng Tamil Chettiar Tại Sài Gòn Xưa</w:t>
       </w:r>
     </w:p>
     <w:p>
@@ -406,7 +406,7 @@
           <w:color w:val="1B365D"/>
           <w:sz w:val="32"/>
         </w:rPr>
-        <w:t>2. Giải Mã Nghệ Thuật Kiến Trúc Dravidian Nam Ấn</w:t>
+        <w:t>Giải Mã Nghệ Thuật Kiến Trúc Dravidian Nam Ấn</w:t>
       </w:r>
     </w:p>
     <w:p>
@@ -434,7 +434,7 @@
           <w:color w:val="D97706"/>
           <w:sz w:val="26"/>
         </w:rPr>
-        <w:t>2.1. Tháp Cổng Gopuram: Chiếc Thang Nối Liền Trần Thế Và Thần Linh</w:t>
+        <w:t>Tháp Cổng Gopuram: Chiếc Thang Nối Liền Trần Thế Và Thần Linh</w:t>
       </w:r>
     </w:p>
     <w:p>
@@ -479,7 +479,7 @@
           <w:color w:val="D97706"/>
           <w:sz w:val="26"/>
         </w:rPr>
-        <w:t>2.2. Không Gian Chánh Điện: Nơi Tọa Lạc Của Nữ Thần Mariamman</w:t>
+        <w:t>Không Gian Chánh Điện: Nơi Tọa Lạc Của Nữ Thần Mariamman</w:t>
       </w:r>
     </w:p>
     <w:p>
@@ -549,7 +549,7 @@
           <w:color w:val="1B365D"/>
           <w:sz w:val="32"/>
         </w:rPr>
-        <w:t>3. Nghi Thức Áp Đá Thiêng: Hiện Tượng Giao Thoa Văn Hóa Độc Bản</w:t>
+        <w:t>Nghi Thức Áp Đá Thiêng: Hiện Tượng Giao Thoa Văn Hóa Độc Bản</w:t>
       </w:r>
     </w:p>
     <w:p>
@@ -615,7 +615,7 @@
           <w:color w:val="1B365D"/>
           <w:sz w:val="32"/>
         </w:rPr>
-        <w:t>4. Bảng So Sánh Các Điểm Nhấn Tâm Linh Trong Đền Mariamman</w:t>
+        <w:t>Bảng So Sánh Các Điểm Nhấn Tâm Linh Trong Đền Mariamman</w:t>
       </w:r>
     </w:p>
     <w:tbl>
@@ -1308,7 +1308,7 @@
           <w:color w:val="1B365D"/>
           <w:sz w:val="32"/>
         </w:rPr>
-        <w:t>5. Cẩm Nang Thực Địa Cho Người Du Hành Có GUU (Field Notes 2026)</w:t>
+        <w:t>Cẩm Nang Thực Địa Cho Người Du Hành Có GUU (Field Notes 2026)</w:t>
       </w:r>
     </w:p>
     <w:p>

--- a/content-pipeline/06-word-documents/01-vietnamese-word/007_den-hindu-mariamman-sai-gon.docx
+++ b/content-pipeline/06-word-documents/01-vietnamese-word/007_den-hindu-mariamman-sai-gon.docx
@@ -406,7 +406,7 @@
           <w:color w:val="1B365D"/>
           <w:sz w:val="32"/>
         </w:rPr>
-        <w:t>Giải Mã Nghệ Thuật Kiến Trúc Dravidian Nam Ấn</w:t>
+        <w:t>Kiến Trúc Đền Dravidian Nam Ấn: Tháp Cổng Gopuram &amp; Các Ban Thờ Cổ</w:t>
       </w:r>
     </w:p>
     <w:p>
@@ -1308,7 +1308,7 @@
           <w:color w:val="1B365D"/>
           <w:sz w:val="32"/>
         </w:rPr>
-        <w:t>Cẩm Nang Thực Địa Cho Người Du Hành Có GUU (Field Notes 2026)</w:t>
+        <w:t>Lưu Ý &amp; Văn Hóa Chiêm Bái Khi Vào Đền (2026)</w:t>
       </w:r>
     </w:p>
     <w:p>
@@ -1514,7 +1514,7 @@
           <w:color w:val="1E293B"/>
           <w:sz w:val="21"/>
         </w:rPr>
-        <w:t>Đền Hindu Mariamman là một biểu tượng rực rỡ minh chứng cho tâm hồn rộng mở của Sài Gòn. Nơi đây, người lữ khách phương xa không hề cảm thấy khoảng cách về ngôn ngữ, màu da hay tôn giáo; tất cả đều cùng cúi đầu thành kính trước vẻ đẹp của lòng nhân từ và khát vọng bình an. Dành ra một khoảng lặng tĩnh tâm nơi góc đền cổ này, bạn sẽ nhận ra hành trình du ngoạn có GUU thực chất là chuyến hành hương tìm về sự an yên sâu thẳm trong chính tâm hồn mình.</w:t>
+        <w:t>Đền Hindu Mariamman là một biểu tượng rực rỡ minh chứng cho tâm hồn rộng mở của Sài Gòn. Nơi đây, du khách phương xa không hề cảm thấy khoảng cách về ngôn ngữ, màu da hay tôn giáo; tất cả đều cùng cúi đầu thành kính trước vẻ đẹp của lòng nhân từ và khát vọng bình an. Dành ra một khoảng lặng tĩnh tâm nơi góc đền cổ này, bạn sẽ nhận ra hành trình du ngoạn có GUU thực chất là chuyến hành hương tìm về sự an yên sâu thẳm trong chính tâm hồn mình.</w:t>
       </w:r>
     </w:p>
     <w:sectPr>

--- a/content-pipeline/06-word-documents/01-vietnamese-word/007_den-hindu-mariamman-sai-gon.docx
+++ b/content-pipeline/06-word-documents/01-vietnamese-word/007_den-hindu-mariamman-sai-gon.docx
@@ -1491,6 +1491,196 @@
     </w:p>
     <w:p>
       <w:pPr>
+        <w:spacing w:before="120" w:after="120"/>
+        <w:jc w:val="center"/>
+      </w:pPr>
+      <w:r>
+        <w:rPr>
+          <w:color w:val="CBD5E1"/>
+        </w:rPr>
+        <w:t>―――――――――――――――――――――――――――――――――――――――――――――</w:t>
+      </w:r>
+    </w:p>
+    <w:p>
+      <w:pPr>
+        <w:keepNext/>
+        <w:spacing w:before="320" w:after="120" w:line="276" w:lineRule="auto"/>
+      </w:pPr>
+      <w:r>
+        <w:rPr>
+          <w:rFonts w:ascii="Calibri" w:hAnsi="Calibri"/>
+          <w:b/>
+          <w:color w:val="1B365D"/>
+          <w:sz w:val="32"/>
+        </w:rPr>
+        <w:t>🗺️ Liên Kết Hành Trình &amp; Điểm Đến Lân Cận</w:t>
+      </w:r>
+    </w:p>
+    <w:p>
+      <w:pPr>
+        <w:spacing w:before="40" w:after="120" w:line="276" w:lineRule="auto"/>
+      </w:pPr>
+      <w:r>
+        <w:rPr>
+          <w:rFonts w:ascii="Calibri" w:hAnsi="Calibri"/>
+          <w:color w:val="1E293B"/>
+          <w:sz w:val="21"/>
+        </w:rPr>
+        <w:t>Để tối ưu hành trình khám phá khu vực trung tâm Bến Thành, mời bạn tham khảo thêm các cẩm nang chuyên sâu liên quan:</w:t>
+      </w:r>
+      <w:r>
+        <w:rPr>
+          <w:rFonts w:ascii="Calibri" w:hAnsi="Calibri"/>
+          <w:color w:val="1E293B"/>
+          <w:sz w:val="21"/>
+        </w:rPr>
+      </w:r>
+      <w:r>
+        <w:rPr>
+          <w:rFonts w:ascii="Calibri" w:hAnsi="Calibri"/>
+          <w:color w:val="1E293B"/>
+          <w:sz w:val="21"/>
+        </w:rPr>
+        <w:br/>
+        <w:t xml:space="preserve">- </w:t>
+      </w:r>
+      <w:r>
+        <w:rPr>
+          <w:rFonts w:ascii="Calibri" w:hAnsi="Calibri"/>
+          <w:b/>
+          <w:color w:val="1E293B"/>
+          <w:sz w:val="21"/>
+        </w:rPr>
+        <w:t>Lịch trình đi bộ Bến Thành 1 ngày:</w:t>
+      </w:r>
+      <w:r>
+        <w:rPr>
+          <w:rFonts w:ascii="Calibri" w:hAnsi="Calibri"/>
+          <w:color w:val="1E293B"/>
+          <w:sz w:val="21"/>
+        </w:rPr>
+        <w:t xml:space="preserve"> viếng đền vào buổi sáng trong </w:t>
+      </w:r>
+      <w:r>
+        <w:rPr>
+          <w:rFonts w:ascii="Calibri" w:hAnsi="Calibri"/>
+          <w:color w:val="1E293B"/>
+          <w:sz w:val="21"/>
+          <w:u w:val="single"/>
+        </w:rPr>
+        <w:t>lịch trình đi bộ Bến Thành 1 ngày</w:t>
+      </w:r>
+      <w:r>
+        <w:rPr>
+          <w:rFonts w:ascii="Calibri" w:hAnsi="Calibri"/>
+          <w:color w:val="1E293B"/>
+          <w:sz w:val="21"/>
+        </w:rPr>
+        <w:t>.</w:t>
+      </w:r>
+      <w:r>
+        <w:rPr>
+          <w:rFonts w:ascii="Calibri" w:hAnsi="Calibri"/>
+          <w:color w:val="1E293B"/>
+          <w:sz w:val="21"/>
+        </w:rPr>
+      </w:r>
+      <w:r>
+        <w:rPr>
+          <w:rFonts w:ascii="Calibri" w:hAnsi="Calibri"/>
+          <w:color w:val="1E293B"/>
+          <w:sz w:val="21"/>
+        </w:rPr>
+        <w:br/>
+        <w:t xml:space="preserve">- </w:t>
+      </w:r>
+      <w:r>
+        <w:rPr>
+          <w:rFonts w:ascii="Calibri" w:hAnsi="Calibri"/>
+          <w:b/>
+          <w:color w:val="1E293B"/>
+          <w:sz w:val="21"/>
+        </w:rPr>
+        <w:t>Cà phê chung cư gần Bến Thành:</w:t>
+      </w:r>
+      <w:r>
+        <w:rPr>
+          <w:rFonts w:ascii="Calibri" w:hAnsi="Calibri"/>
+          <w:color w:val="1E293B"/>
+          <w:sz w:val="21"/>
+        </w:rPr>
+        <w:t xml:space="preserve"> nghỉ ngơi thưởng thức cà phê tại các quán </w:t>
+      </w:r>
+      <w:r>
+        <w:rPr>
+          <w:rFonts w:ascii="Calibri" w:hAnsi="Calibri"/>
+          <w:color w:val="1E293B"/>
+          <w:sz w:val="21"/>
+          <w:u w:val="single"/>
+        </w:rPr>
+        <w:t>cà phê chung cư gần Bến Thành</w:t>
+      </w:r>
+      <w:r>
+        <w:rPr>
+          <w:rFonts w:ascii="Calibri" w:hAnsi="Calibri"/>
+          <w:color w:val="1E293B"/>
+          <w:sz w:val="21"/>
+        </w:rPr>
+        <w:t>.</w:t>
+      </w:r>
+      <w:r>
+        <w:rPr>
+          <w:rFonts w:ascii="Calibri" w:hAnsi="Calibri"/>
+          <w:color w:val="1E293B"/>
+          <w:sz w:val="21"/>
+        </w:rPr>
+      </w:r>
+      <w:r>
+        <w:rPr>
+          <w:rFonts w:ascii="Calibri" w:hAnsi="Calibri"/>
+          <w:color w:val="1E293B"/>
+          <w:sz w:val="21"/>
+        </w:rPr>
+        <w:br/>
+        <w:t xml:space="preserve">- </w:t>
+      </w:r>
+      <w:r>
+        <w:rPr>
+          <w:rFonts w:ascii="Calibri" w:hAnsi="Calibri"/>
+          <w:b/>
+          <w:color w:val="1E293B"/>
+          <w:sz w:val="21"/>
+        </w:rPr>
+        <w:t>Danh mục Tour The Rice Tour:</w:t>
+      </w:r>
+      <w:r>
+        <w:rPr>
+          <w:rFonts w:ascii="Calibri" w:hAnsi="Calibri"/>
+          <w:color w:val="1E293B"/>
+          <w:sz w:val="21"/>
+        </w:rPr>
+        <w:t xml:space="preserve"> tham gia nhiều hành trình văn hóa độc đáo trong </w:t>
+      </w:r>
+      <w:r>
+        <w:rPr>
+          <w:rFonts w:ascii="Calibri" w:hAnsi="Calibri"/>
+          <w:color w:val="1E293B"/>
+          <w:sz w:val="21"/>
+          <w:u w:val="single"/>
+        </w:rPr>
+        <w:t>danh mục tour The Rice Tour</w:t>
+      </w:r>
+      <w:r>
+        <w:rPr>
+          <w:rFonts w:ascii="Calibri" w:hAnsi="Calibri"/>
+          <w:color w:val="1E293B"/>
+          <w:sz w:val="21"/>
+        </w:rPr>
+        <w:t>.</w:t>
+      </w:r>
+    </w:p>
+    <w:p>
+      <w:pPr>
         <w:keepNext/>
         <w:spacing w:before="320" w:after="120" w:line="276" w:lineRule="auto"/>
       </w:pPr>
